--- a/exams/exam4_practice2.docx
+++ b/exams/exam4_practice2.docx
@@ -1127,13 +1127,12 @@
           </wp:inline>
         </w:drawing>
       </w:r>
-    </w:p>
-    <w:p>
-      <w:pPr>
+      <w:r>
         <w:rPr>
           <w:rFonts w:ascii="Times New Roman" w:hAnsi="Times New Roman" w:cs="Times New Roman"/>
         </w:rPr>
-      </w:pPr>
+        <w:br/>
+      </w:r>
     </w:p>
     <w:p>
       <w:pPr>
@@ -1154,521 +1153,46 @@
           <w:rFonts w:ascii="Times New Roman" w:hAnsi="Times New Roman" w:cs="Times New Roman"/>
         </w:rPr>
       </w:pPr>
-    </w:p>
-    <w:p>
-      <w:pPr>
-        <w:pStyle w:val="ListParagraph"/>
+      <w:r>
         <w:rPr>
           <w:rFonts w:ascii="Times New Roman" w:hAnsi="Times New Roman" w:cs="Times New Roman"/>
         </w:rPr>
-      </w:pPr>
-    </w:p>
-    <w:p>
-      <w:pPr>
-        <w:pStyle w:val="ListParagraph"/>
-        <w:rPr>
-          <w:rFonts w:ascii="Times New Roman" w:hAnsi="Times New Roman" w:cs="Times New Roman"/>
-          <w:b/>
-          <w:bCs/>
-        </w:rPr>
-      </w:pPr>
-      <w:r>
-        <w:rPr>
-          <w:rFonts w:ascii="Times New Roman" w:hAnsi="Times New Roman" w:cs="Times New Roman"/>
-        </w:rPr>
-        <w:tab/>
+        <w:drawing>
+          <wp:inline distT="0" distB="0" distL="0" distR="0" wp14:anchorId="2B12711D" wp14:editId="2EFA327A">
+            <wp:extent cx="5966271" cy="2627921"/>
+            <wp:effectExtent l="0" t="0" r="0" b="1270"/>
+            <wp:docPr id="1888681717" name="Picture 1" descr="A profit function is derived from the revenue and cost functions, and the marginal profit is the derivative of the profit function. To find the profit function, subtract the cost function from the revenue function: P(x) = (40 - 2x)x - (x^2 + 10x + 50). Simplify it to get P(x) = -x^2 - 12x + 40. The marginal profit MP(x) is the derivative of P(x), which is MP(x) = -2x - 12. To interpret MP(4), substitute x with 4: MP(4) = -2(4) - 12 = -8 - 12 = -20. This means that at the production of 4 units, the marginal profit is decreasing, and the company is losing $20 for each additional unit produced. To maximize profit, set the marginal profit equal to zero and solve for x: -2x - 12 = 0, which gives x = -6. However, since negative production is not possible, the company should produce the number of units where the marginal profit is positive.&#10;&#10;AI-generated content may be incorrect."/>
+            <wp:cNvGraphicFramePr>
+              <a:graphicFrameLocks xmlns:a="http://schemas.openxmlformats.org/drawingml/2006/main" noChangeAspect="1"/>
+            </wp:cNvGraphicFramePr>
+            <a:graphic xmlns:a="http://schemas.openxmlformats.org/drawingml/2006/main">
+              <a:graphicData uri="http://schemas.openxmlformats.org/drawingml/2006/picture">
+                <pic:pic xmlns:pic="http://schemas.openxmlformats.org/drawingml/2006/picture">
+                  <pic:nvPicPr>
+                    <pic:cNvPr id="1888681717" name="Picture 1" descr="A profit function is derived from the revenue and cost functions, and the marginal profit is the derivative of the profit function. To find the profit function, subtract the cost function from the revenue function: P(x) = (40 - 2x)x - (x^2 + 10x + 50). Simplify it to get P(x) = -x^2 - 12x + 40. The marginal profit MP(x) is the derivative of P(x), which is MP(x) = -2x - 12. To interpret MP(4), substitute x with 4: MP(4) = -2(4) - 12 = -8 - 12 = -20. This means that at the production of 4 units, the marginal profit is decreasing, and the company is losing $20 for each additional unit produced. To maximize profit, set the marginal profit equal to zero and solve for x: -2x - 12 = 0, which gives x = -6. However, since negative production is not possible, the company should produce the number of units where the marginal profit is positive.&#10;&#10;AI-generated content may be incorrect."/>
+                    <pic:cNvPicPr/>
+                  </pic:nvPicPr>
+                  <pic:blipFill>
+                    <a:blip r:embed="rId7"/>
+                    <a:stretch>
+                      <a:fillRect/>
+                    </a:stretch>
+                  </pic:blipFill>
+                  <pic:spPr>
+                    <a:xfrm>
+                      <a:off x="0" y="0"/>
+                      <a:ext cx="5984629" cy="2636007"/>
+                    </a:xfrm>
+                    <a:prstGeom prst="rect">
+                      <a:avLst/>
+                    </a:prstGeom>
+                  </pic:spPr>
+                </pic:pic>
+              </a:graphicData>
+            </a:graphic>
+          </wp:inline>
+        </w:drawing>
       </w:r>
-      <w:r>
-        <w:rPr>
-          <w:rFonts w:ascii="Times New Roman" w:hAnsi="Times New Roman" w:cs="Times New Roman"/>
-        </w:rPr>
-        <w:br/>
-      </w:r>
-      <w:r>
-        <w:rPr>
-          <w:rFonts w:ascii="Times New Roman" w:hAnsi="Times New Roman" w:cs="Times New Roman"/>
-        </w:rPr>
-        <w:br/>
-      </w:r>
-      <w:r>
-        <w:rPr>
-          <w:rFonts w:ascii="Times New Roman" w:hAnsi="Times New Roman" w:cs="Times New Roman"/>
-          <w:b/>
-          <w:bCs/>
-        </w:rPr>
-        <w:br/>
-      </w:r>
-      <w:r>
-        <w:rPr>
-          <w:rFonts w:ascii="Times New Roman" w:hAnsi="Times New Roman" w:cs="Times New Roman"/>
-          <w:b/>
-          <w:bCs/>
-        </w:rPr>
-        <w:br/>
-      </w:r>
-      <w:r>
-        <w:rPr>
-          <w:rFonts w:ascii="Times New Roman" w:hAnsi="Times New Roman" w:cs="Times New Roman"/>
-          <w:b/>
-          <w:bCs/>
-        </w:rPr>
-        <w:br/>
-      </w:r>
-      <w:r>
-        <w:rPr>
-          <w:rFonts w:ascii="Times New Roman" w:hAnsi="Times New Roman" w:cs="Times New Roman"/>
-          <w:b/>
-          <w:bCs/>
-        </w:rPr>
-        <w:br/>
-      </w:r>
-      <w:r>
-        <w:rPr>
-          <w:rFonts w:ascii="Times New Roman" w:hAnsi="Times New Roman" w:cs="Times New Roman"/>
-          <w:b/>
-          <w:bCs/>
-        </w:rPr>
-        <w:br/>
-      </w:r>
-      <w:r>
-        <w:rPr>
-          <w:rFonts w:ascii="Times New Roman" w:hAnsi="Times New Roman" w:cs="Times New Roman"/>
-          <w:b/>
-          <w:bCs/>
-        </w:rPr>
-        <w:br/>
-      </w:r>
-      <w:r>
-        <w:rPr>
-          <w:rFonts w:ascii="Times New Roman" w:hAnsi="Times New Roman" w:cs="Times New Roman"/>
-          <w:b/>
-          <w:bCs/>
-        </w:rPr>
-        <w:br/>
-      </w:r>
-      <w:r>
-        <w:rPr>
-          <w:rFonts w:ascii="Times New Roman" w:hAnsi="Times New Roman" w:cs="Times New Roman"/>
-          <w:b/>
-          <w:bCs/>
-        </w:rPr>
-        <w:br/>
-      </w:r>
-      <w:r>
-        <w:rPr>
-          <w:rFonts w:ascii="Times New Roman" w:hAnsi="Times New Roman" w:cs="Times New Roman"/>
-          <w:b/>
-          <w:bCs/>
-        </w:rPr>
-        <w:lastRenderedPageBreak/>
-        <w:br/>
-      </w:r>
-    </w:p>
-    <w:p>
-      <w:pPr>
-        <w:spacing w:after="0" w:line="240" w:lineRule="auto"/>
-        <w:ind w:left="1080"/>
-        <w:rPr>
-          <w:rFonts w:ascii="Times New Roman" w:hAnsi="Times New Roman" w:cs="Times New Roman"/>
-        </w:rPr>
-      </w:pPr>
-    </w:p>
-    <w:p>
-      <w:pPr>
-        <w:pStyle w:val="ListParagraph"/>
-        <w:numPr>
-          <w:ilvl w:val="0"/>
-          <w:numId w:val="22"/>
-        </w:numPr>
-        <w:spacing w:after="0" w:line="240" w:lineRule="auto"/>
-        <w:rPr>
-          <w:rFonts w:ascii="Times New Roman" w:hAnsi="Times New Roman" w:cs="Times New Roman"/>
-        </w:rPr>
-      </w:pPr>
-      <w:r>
-        <w:rPr>
-          <w:rFonts w:ascii="Times New Roman" w:hAnsi="Times New Roman" w:cs="Times New Roman"/>
-        </w:rPr>
-        <w:t>A company determines that when x units of a product are produced each month, they will be sold at the price of</w:t>
-      </w:r>
-      <w:r>
-        <w:rPr>
-          <w:rFonts w:ascii="Times New Roman" w:hAnsi="Times New Roman" w:cs="Times New Roman"/>
-        </w:rPr>
-        <w:t xml:space="preserve"> </w:t>
-      </w:r>
-    </w:p>
-    <w:p>
-      <w:pPr>
-        <w:spacing w:after="0" w:line="240" w:lineRule="auto"/>
-        <w:rPr>
-          <w:rFonts w:ascii="Times New Roman" w:hAnsi="Times New Roman" w:cs="Times New Roman"/>
-        </w:rPr>
-      </w:pPr>
-    </w:p>
-    <w:p>
-      <w:pPr>
-        <w:spacing w:after="0" w:line="240" w:lineRule="auto"/>
-        <w:rPr>
-          <w:rFonts w:ascii="Times New Roman" w:eastAsiaTheme="minorEastAsia" w:hAnsi="Times New Roman" w:cs="Times New Roman"/>
-          <w:color w:val="000000" w:themeColor="text1"/>
-        </w:rPr>
-      </w:pPr>
-      <m:oMathPara>
-        <m:oMath>
-          <m:r>
-            <w:rPr>
-              <w:rFonts w:ascii="Cambria Math" w:hAnsi="Cambria Math" w:cs="Times New Roman"/>
-              <w:color w:val="000000" w:themeColor="text1"/>
-            </w:rPr>
-            <m:t>p=22.2-1.2x</m:t>
-          </m:r>
-        </m:oMath>
-      </m:oMathPara>
-    </w:p>
-    <w:p>
-      <w:pPr>
-        <w:spacing w:after="0" w:line="240" w:lineRule="auto"/>
-        <w:rPr>
-          <w:rFonts w:ascii="Times New Roman" w:eastAsiaTheme="minorEastAsia" w:hAnsi="Times New Roman" w:cs="Times New Roman"/>
-          <w:color w:val="000000" w:themeColor="text1"/>
-        </w:rPr>
-      </w:pPr>
-    </w:p>
-    <w:p>
-      <w:pPr>
-        <w:spacing w:after="0" w:line="240" w:lineRule="auto"/>
-        <w:ind w:firstLine="720"/>
-        <w:rPr>
-          <w:rFonts w:ascii="Times New Roman" w:hAnsi="Times New Roman" w:cs="Times New Roman"/>
-        </w:rPr>
-      </w:pPr>
-      <w:r>
-        <w:rPr>
-          <w:rFonts w:ascii="Times New Roman" w:hAnsi="Times New Roman" w:cs="Times New Roman"/>
-        </w:rPr>
-        <w:t>dollars per unit. The total cost of producing the x units will be</w:t>
-      </w:r>
-      <w:r>
-        <w:rPr>
-          <w:rFonts w:ascii="Times New Roman" w:hAnsi="Times New Roman" w:cs="Times New Roman"/>
-        </w:rPr>
-        <w:br/>
-      </w:r>
-    </w:p>
-    <w:p>
-      <w:pPr>
-        <w:spacing w:after="0" w:line="240" w:lineRule="auto"/>
-        <w:ind w:firstLine="720"/>
-        <w:rPr>
-          <w:rFonts w:ascii="Times New Roman" w:eastAsiaTheme="minorEastAsia" w:hAnsi="Times New Roman" w:cs="Times New Roman"/>
-          <w:color w:val="000000" w:themeColor="text1"/>
-        </w:rPr>
-      </w:pPr>
-      <m:oMathPara>
-        <m:oMath>
-          <m:r>
-            <w:rPr>
-              <w:rFonts w:ascii="Cambria Math" w:hAnsi="Cambria Math" w:cs="Times New Roman"/>
-              <w:color w:val="000000" w:themeColor="text1"/>
-            </w:rPr>
-            <m:t>C</m:t>
-          </m:r>
-          <m:d>
-            <m:dPr>
-              <m:ctrlPr>
-                <w:rPr>
-                  <w:rFonts w:ascii="Cambria Math" w:hAnsi="Cambria Math" w:cs="Times New Roman"/>
-                  <w:i/>
-                  <w:color w:val="000000" w:themeColor="text1"/>
-                </w:rPr>
-              </m:ctrlPr>
-            </m:dPr>
-            <m:e>
-              <m:r>
-                <w:rPr>
-                  <w:rFonts w:ascii="Cambria Math" w:hAnsi="Cambria Math" w:cs="Times New Roman"/>
-                  <w:color w:val="000000" w:themeColor="text1"/>
-                </w:rPr>
-                <m:t>x</m:t>
-              </m:r>
-            </m:e>
-          </m:d>
-          <m:r>
-            <w:rPr>
-              <w:rFonts w:ascii="Cambria Math" w:hAnsi="Cambria Math" w:cs="Times New Roman"/>
-              <w:color w:val="000000" w:themeColor="text1"/>
-            </w:rPr>
-            <m:t>=0.4</m:t>
-          </m:r>
-          <m:sSup>
-            <m:sSupPr>
-              <m:ctrlPr>
-                <w:rPr>
-                  <w:rFonts w:ascii="Cambria Math" w:hAnsi="Cambria Math" w:cs="Times New Roman"/>
-                  <w:i/>
-                  <w:color w:val="000000" w:themeColor="text1"/>
-                </w:rPr>
-              </m:ctrlPr>
-            </m:sSupPr>
-            <m:e>
-              <m:r>
-                <w:rPr>
-                  <w:rFonts w:ascii="Cambria Math" w:hAnsi="Cambria Math" w:cs="Times New Roman"/>
-                  <w:color w:val="000000" w:themeColor="text1"/>
-                </w:rPr>
-                <m:t>x</m:t>
-              </m:r>
-            </m:e>
-            <m:sup>
-              <m:r>
-                <w:rPr>
-                  <w:rFonts w:ascii="Cambria Math" w:hAnsi="Cambria Math" w:cs="Times New Roman"/>
-                  <w:color w:val="000000" w:themeColor="text1"/>
-                </w:rPr>
-                <m:t>2</m:t>
-              </m:r>
-            </m:sup>
-          </m:sSup>
-          <m:r>
-            <w:rPr>
-              <w:rFonts w:ascii="Cambria Math" w:hAnsi="Cambria Math" w:cs="Times New Roman"/>
-              <w:color w:val="000000" w:themeColor="text1"/>
-            </w:rPr>
-            <m:t>+3x+40</m:t>
-          </m:r>
-        </m:oMath>
-      </m:oMathPara>
-    </w:p>
-    <w:p>
-      <w:pPr>
-        <w:spacing w:after="0" w:line="240" w:lineRule="auto"/>
-        <w:ind w:firstLine="720"/>
-        <w:rPr>
-          <w:rFonts w:ascii="Times New Roman" w:eastAsiaTheme="minorEastAsia" w:hAnsi="Times New Roman" w:cs="Times New Roman"/>
-          <w:color w:val="000000" w:themeColor="text1"/>
-        </w:rPr>
-      </w:pPr>
-    </w:p>
-    <w:p>
-      <w:pPr>
-        <w:pStyle w:val="ListParagraph"/>
-        <w:numPr>
-          <w:ilvl w:val="0"/>
-          <w:numId w:val="29"/>
-        </w:numPr>
-        <w:spacing w:after="0" w:line="240" w:lineRule="auto"/>
-        <w:rPr>
-          <w:rFonts w:ascii="Times New Roman" w:hAnsi="Times New Roman" w:cs="Times New Roman"/>
-        </w:rPr>
-      </w:pPr>
-      <w:r>
-        <w:rPr>
-          <w:rFonts w:ascii="Times New Roman" w:hAnsi="Times New Roman" w:cs="Times New Roman"/>
-        </w:rPr>
-        <w:t xml:space="preserve">Find the </w:t>
-      </w:r>
-      <w:r>
-        <w:rPr>
-          <w:rFonts w:ascii="Times New Roman" w:hAnsi="Times New Roman" w:cs="Times New Roman"/>
-        </w:rPr>
-        <w:t xml:space="preserve">profit function and the </w:t>
-      </w:r>
-      <w:r>
-        <w:rPr>
-          <w:rFonts w:ascii="Times New Roman" w:hAnsi="Times New Roman" w:cs="Times New Roman"/>
-        </w:rPr>
-        <w:t>marginal profit</w:t>
-      </w:r>
-      <w:r>
-        <w:rPr>
-          <w:rFonts w:ascii="Times New Roman" w:hAnsi="Times New Roman" w:cs="Times New Roman"/>
-        </w:rPr>
-        <w:t xml:space="preserve"> (MP)</w:t>
-      </w:r>
-      <w:r>
-        <w:rPr>
-          <w:rFonts w:ascii="Times New Roman" w:hAnsi="Times New Roman" w:cs="Times New Roman"/>
-        </w:rPr>
-        <w:t xml:space="preserve"> function</w:t>
-      </w:r>
-      <w:r>
-        <w:rPr>
-          <w:rFonts w:ascii="Times New Roman" w:hAnsi="Times New Roman" w:cs="Times New Roman"/>
-        </w:rPr>
-        <w:br/>
-      </w:r>
-      <w:r>
-        <w:rPr>
-          <w:rFonts w:ascii="Times New Roman" w:hAnsi="Times New Roman" w:cs="Times New Roman"/>
-        </w:rPr>
-        <w:br/>
-      </w:r>
-      <w:r>
-        <w:rPr>
-          <w:rFonts w:ascii="Times New Roman" w:hAnsi="Times New Roman" w:cs="Times New Roman"/>
-        </w:rPr>
-        <w:br/>
-      </w:r>
-      <w:r>
-        <w:rPr>
-          <w:rFonts w:ascii="Times New Roman" w:hAnsi="Times New Roman" w:cs="Times New Roman"/>
-        </w:rPr>
-        <w:br/>
-      </w:r>
-      <w:r>
-        <w:rPr>
-          <w:rFonts w:ascii="Times New Roman" w:hAnsi="Times New Roman" w:cs="Times New Roman"/>
-        </w:rPr>
-        <w:br/>
-      </w:r>
-      <w:r>
-        <w:rPr>
-          <w:rFonts w:ascii="Times New Roman" w:hAnsi="Times New Roman" w:cs="Times New Roman"/>
-        </w:rPr>
-        <w:br/>
-      </w:r>
-      <w:r>
-        <w:rPr>
-          <w:rFonts w:ascii="Times New Roman" w:hAnsi="Times New Roman" w:cs="Times New Roman"/>
-        </w:rPr>
-        <w:br/>
-      </w:r>
-      <w:r>
-        <w:rPr>
-          <w:rFonts w:ascii="Times New Roman" w:hAnsi="Times New Roman" w:cs="Times New Roman"/>
-        </w:rPr>
-        <w:br/>
-      </w:r>
-    </w:p>
-    <w:p>
-      <w:pPr>
-        <w:pStyle w:val="ListParagraph"/>
-        <w:numPr>
-          <w:ilvl w:val="0"/>
-          <w:numId w:val="29"/>
-        </w:numPr>
-        <w:spacing w:after="0" w:line="240" w:lineRule="auto"/>
-        <w:rPr>
-          <w:rFonts w:ascii="Times New Roman" w:hAnsi="Times New Roman" w:cs="Times New Roman"/>
-        </w:rPr>
-      </w:pPr>
-      <w:r>
-        <w:rPr>
-          <w:rFonts w:ascii="Times New Roman" w:hAnsi="Times New Roman" w:cs="Times New Roman"/>
-        </w:rPr>
-        <w:t xml:space="preserve">Interpret the meaning of </w:t>
-      </w:r>
-      <w:proofErr w:type="gramStart"/>
-      <w:r>
-        <w:rPr>
-          <w:rFonts w:ascii="Times New Roman" w:hAnsi="Times New Roman" w:cs="Times New Roman"/>
-        </w:rPr>
-        <w:t>M</w:t>
-      </w:r>
-      <w:r>
-        <w:rPr>
-          <w:rFonts w:ascii="Times New Roman" w:hAnsi="Times New Roman" w:cs="Times New Roman"/>
-        </w:rPr>
-        <w:t>P</w:t>
-      </w:r>
-      <w:r>
-        <w:rPr>
-          <w:rFonts w:ascii="Times New Roman" w:hAnsi="Times New Roman" w:cs="Times New Roman"/>
-        </w:rPr>
-        <w:t>(</w:t>
-      </w:r>
-      <w:proofErr w:type="gramEnd"/>
-      <w:r>
-        <w:rPr>
-          <w:rFonts w:ascii="Times New Roman" w:hAnsi="Times New Roman" w:cs="Times New Roman"/>
-        </w:rPr>
-        <w:t>5).</w:t>
-      </w:r>
-      <w:r>
-        <w:rPr>
-          <w:rFonts w:ascii="Times New Roman" w:hAnsi="Times New Roman" w:cs="Times New Roman"/>
-        </w:rPr>
-        <w:br/>
-      </w:r>
-      <w:r>
-        <w:rPr>
-          <w:rFonts w:ascii="Times New Roman" w:hAnsi="Times New Roman" w:cs="Times New Roman"/>
-        </w:rPr>
-        <w:br/>
-      </w:r>
-      <w:r>
-        <w:rPr>
-          <w:rFonts w:ascii="Times New Roman" w:hAnsi="Times New Roman" w:cs="Times New Roman"/>
-        </w:rPr>
-        <w:br/>
-      </w:r>
-      <w:r>
-        <w:rPr>
-          <w:rFonts w:ascii="Times New Roman" w:hAnsi="Times New Roman" w:cs="Times New Roman"/>
-        </w:rPr>
-        <w:br/>
-      </w:r>
-      <w:r>
-        <w:rPr>
-          <w:rFonts w:ascii="Times New Roman" w:hAnsi="Times New Roman" w:cs="Times New Roman"/>
-        </w:rPr>
-        <w:br/>
-      </w:r>
-      <w:r>
-        <w:rPr>
-          <w:rFonts w:ascii="Times New Roman" w:hAnsi="Times New Roman" w:cs="Times New Roman"/>
-        </w:rPr>
-        <w:br/>
-      </w:r>
-      <w:r>
-        <w:rPr>
-          <w:rFonts w:ascii="Times New Roman" w:hAnsi="Times New Roman" w:cs="Times New Roman"/>
-        </w:rPr>
-        <w:br/>
-      </w:r>
-      <w:r>
-        <w:rPr>
-          <w:rFonts w:ascii="Times New Roman" w:hAnsi="Times New Roman" w:cs="Times New Roman"/>
-        </w:rPr>
-        <w:br/>
-      </w:r>
-    </w:p>
-    <w:p>
-      <w:pPr>
-        <w:pStyle w:val="ListParagraph"/>
-        <w:numPr>
-          <w:ilvl w:val="0"/>
-          <w:numId w:val="29"/>
-        </w:numPr>
-        <w:spacing w:after="0" w:line="240" w:lineRule="auto"/>
-        <w:rPr>
-          <w:rFonts w:ascii="Times New Roman" w:hAnsi="Times New Roman" w:cs="Times New Roman"/>
-        </w:rPr>
-      </w:pPr>
-      <w:r>
-        <w:rPr>
-          <w:rFonts w:ascii="Times New Roman" w:hAnsi="Times New Roman" w:cs="Times New Roman"/>
-        </w:rPr>
-        <w:t>How many units should the company produce to maximize the profit?</w:t>
-      </w:r>
-    </w:p>
-    <w:p>
-      <w:pPr>
-        <w:spacing w:after="0" w:line="240" w:lineRule="auto"/>
-        <w:ind w:firstLine="720"/>
-        <w:rPr>
-          <w:rFonts w:ascii="Times New Roman" w:hAnsi="Times New Roman" w:cs="Times New Roman"/>
-        </w:rPr>
-      </w:pPr>
-    </w:p>
-    <w:p>
-      <w:pPr>
-        <w:spacing w:after="0" w:line="240" w:lineRule="auto"/>
-        <w:rPr>
-          <w:rFonts w:ascii="Times New Roman" w:hAnsi="Times New Roman" w:cs="Times New Roman"/>
-        </w:rPr>
-      </w:pPr>
     </w:p>
     <w:sectPr>
       <w:pgSz w:w="12240" w:h="15840"/>

--- a/exams/exam4_practice2.docx
+++ b/exams/exam4_practice2.docx
@@ -51,7 +51,23 @@
           <w:bCs/>
           <w:color w:val="000000" w:themeColor="text1"/>
         </w:rPr>
-        <w:t xml:space="preserve">Practice 1. </w:t>
+        <w:t xml:space="preserve">Practice </w:t>
+      </w:r>
+      <w:r>
+        <w:rPr>
+          <w:b/>
+          <w:bCs/>
+          <w:color w:val="000000" w:themeColor="text1"/>
+        </w:rPr>
+        <w:t>2</w:t>
+      </w:r>
+      <w:r>
+        <w:rPr>
+          <w:b/>
+          <w:bCs/>
+          <w:color w:val="000000" w:themeColor="text1"/>
+        </w:rPr>
+        <w:t xml:space="preserve">. </w:t>
       </w:r>
       <w:r>
         <w:rPr>
@@ -104,6 +120,68 @@
           <w:szCs w:val="22"/>
         </w:rPr>
         <w:t xml:space="preserve"> your work for credits. </w:t>
+      </w:r>
+    </w:p>
+    <w:p>
+      <w:pPr>
+        <w:pStyle w:val="NormalWeb"/>
+        <w:rPr>
+          <w:b/>
+          <w:bCs/>
+          <w:i/>
+          <w:iCs/>
+          <w:color w:val="EE0000"/>
+          <w:sz w:val="22"/>
+          <w:szCs w:val="22"/>
+        </w:rPr>
+      </w:pPr>
+      <w:r>
+        <w:rPr>
+          <w:b/>
+          <w:bCs/>
+          <w:i/>
+          <w:iCs/>
+          <w:color w:val="EE0000"/>
+          <w:sz w:val="22"/>
+          <w:szCs w:val="22"/>
+        </w:rPr>
+        <w:t xml:space="preserve">Notice: For all the maximization </w:t>
+      </w:r>
+      <w:r>
+        <w:rPr>
+          <w:b/>
+          <w:bCs/>
+          <w:i/>
+          <w:iCs/>
+          <w:color w:val="EE0000"/>
+          <w:sz w:val="22"/>
+          <w:szCs w:val="22"/>
+        </w:rPr>
+        <w:t>problems</w:t>
+      </w:r>
+      <w:r>
+        <w:rPr>
+          <w:b/>
+          <w:bCs/>
+          <w:i/>
+          <w:iCs/>
+          <w:color w:val="EE0000"/>
+          <w:sz w:val="22"/>
+          <w:szCs w:val="22"/>
+        </w:rPr>
+        <w:t>, it is required to do the three-step process to sol</w:t>
+      </w:r>
+      <w:r>
+        <w:rPr>
+          <w:b/>
+          <w:bCs/>
+          <w:i/>
+          <w:iCs/>
+          <w:color w:val="EE0000"/>
+          <w:sz w:val="22"/>
+          <w:szCs w:val="22"/>
+        </w:rPr>
+        <w:t xml:space="preserve">ve the problem. </w:t>
       </w:r>
     </w:p>
     <w:p>
@@ -214,14 +292,7 @@
             <w:rFonts w:ascii="Cambria Math" w:hAnsi="Cambria Math" w:cs="Times New Roman"/>
             <w:color w:val="000000" w:themeColor="text1"/>
           </w:rPr>
-          <m:t>=</m:t>
-        </m:r>
-        <m:r>
-          <w:rPr>
-            <w:rFonts w:ascii="Cambria Math" w:hAnsi="Cambria Math" w:cs="Times New Roman"/>
-            <w:color w:val="000000" w:themeColor="text1"/>
-          </w:rPr>
-          <m:t>2</m:t>
+          <m:t>=2</m:t>
         </m:r>
         <m:sSup>
           <m:sSupPr>
@@ -257,21 +328,7 @@
             <w:rFonts w:ascii="Cambria Math" w:hAnsi="Cambria Math" w:cs="Times New Roman"/>
             <w:color w:val="000000" w:themeColor="text1"/>
           </w:rPr>
-          <m:t>-</m:t>
-        </m:r>
-        <m:r>
-          <w:rPr>
-            <w:rFonts w:ascii="Cambria Math" w:hAnsi="Cambria Math" w:cs="Times New Roman"/>
-            <w:color w:val="000000" w:themeColor="text1"/>
-          </w:rPr>
-          <m:t>8</m:t>
-        </m:r>
-        <m:r>
-          <w:rPr>
-            <w:rFonts w:ascii="Cambria Math" w:hAnsi="Cambria Math" w:cs="Times New Roman"/>
-            <w:color w:val="000000" w:themeColor="text1"/>
-          </w:rPr>
-          <m:t xml:space="preserve">x+9 </m:t>
+          <m:t xml:space="preserve">-8x+9 </m:t>
         </m:r>
       </m:oMath>
       <w:r>
@@ -641,14 +698,7 @@
                     <w:rFonts w:ascii="Cambria Math" w:hAnsi="Cambria Math" w:cs="Times New Roman"/>
                     <w:color w:val="000000" w:themeColor="text1"/>
                   </w:rPr>
-                  <m:t>3</m:t>
-                </m:r>
-                <m:r>
-                  <w:rPr>
-                    <w:rFonts w:ascii="Cambria Math" w:hAnsi="Cambria Math" w:cs="Times New Roman"/>
-                    <w:color w:val="000000" w:themeColor="text1"/>
-                  </w:rPr>
-                  <m:t>x</m:t>
+                  <m:t>3x</m:t>
                 </m:r>
               </m:e>
               <m:sup/>
@@ -695,14 +745,7 @@
                 <w:rFonts w:ascii="Cambria Math" w:hAnsi="Cambria Math" w:cs="Times New Roman"/>
                 <w:color w:val="000000" w:themeColor="text1"/>
               </w:rPr>
-              <m:t>+</m:t>
-            </m:r>
-            <m:r>
-              <w:rPr>
-                <w:rFonts w:ascii="Cambria Math" w:hAnsi="Cambria Math" w:cs="Times New Roman"/>
-                <w:color w:val="000000" w:themeColor="text1"/>
-              </w:rPr>
-              <m:t>1</m:t>
+              <m:t>+1</m:t>
             </m:r>
           </m:den>
         </m:f>
@@ -865,14 +908,7 @@
                 <w:rFonts w:ascii="Cambria Math" w:hAnsi="Cambria Math" w:cs="Times New Roman"/>
                 <w:color w:val="000000" w:themeColor="text1"/>
               </w:rPr>
-              <m:t>1</m:t>
-            </m:r>
-            <m:r>
-              <w:rPr>
-                <w:rFonts w:ascii="Cambria Math" w:hAnsi="Cambria Math" w:cs="Times New Roman"/>
-                <w:color w:val="000000" w:themeColor="text1"/>
-              </w:rPr>
-              <m:t>3</m:t>
+              <m:t>13</m:t>
             </m:r>
           </m:sup>
         </m:sSup>
@@ -881,21 +917,7 @@
             <w:rFonts w:ascii="Cambria Math" w:hAnsi="Cambria Math" w:cs="Times New Roman"/>
             <w:color w:val="000000" w:themeColor="text1"/>
           </w:rPr>
-          <m:t>+</m:t>
-        </m:r>
-        <m:r>
-          <w:rPr>
-            <w:rFonts w:ascii="Cambria Math" w:hAnsi="Cambria Math" w:cs="Times New Roman"/>
-            <w:color w:val="000000" w:themeColor="text1"/>
-          </w:rPr>
-          <m:t>x</m:t>
-        </m:r>
-        <m:r>
-          <w:rPr>
-            <w:rFonts w:ascii="Cambria Math" w:hAnsi="Cambria Math" w:cs="Times New Roman"/>
-            <w:color w:val="000000" w:themeColor="text1"/>
-          </w:rPr>
-          <m:t>)</m:t>
+          <m:t>+x)</m:t>
         </m:r>
       </m:oMath>
       <w:r>
@@ -1021,11 +1043,12 @@
       <w:r>
         <w:rPr>
           <w:rFonts w:ascii="Times New Roman" w:hAnsi="Times New Roman" w:cs="Times New Roman"/>
+          <w:noProof/>
         </w:rPr>
         <w:drawing>
-          <wp:inline distT="0" distB="0" distL="0" distR="0" wp14:anchorId="29450E90" wp14:editId="1BEA892E">
-            <wp:extent cx="6858000" cy="2696845"/>
-            <wp:effectExtent l="0" t="0" r="0" b="8255"/>
+          <wp:inline distT="0" distB="0" distL="0" distR="0" wp14:anchorId="29450E90" wp14:editId="70C16896">
+            <wp:extent cx="6015392" cy="2365497"/>
+            <wp:effectExtent l="0" t="0" r="4445" b="0"/>
             <wp:docPr id="1430497927" name="Picture 1" descr="The provided text describes a cost function for manufacturing electronic components, including a marginal cost function, an interpretation of a specific cost value, an average cost function, and a question about minimizing average cost.&#10;&#10;AI-generated content may be incorrect."/>
             <wp:cNvGraphicFramePr>
               <a:graphicFrameLocks xmlns:a="http://schemas.openxmlformats.org/drawingml/2006/main" noChangeAspect="1"/>
@@ -1046,7 +1069,7 @@
                   <pic:spPr>
                     <a:xfrm>
                       <a:off x="0" y="0"/>
-                      <a:ext cx="6858000" cy="2696845"/>
+                      <a:ext cx="6025531" cy="2369484"/>
                     </a:xfrm>
                     <a:prstGeom prst="rect">
                       <a:avLst/>
@@ -1087,15 +1110,20 @@
       <w:r>
         <w:rPr>
           <w:rFonts w:ascii="Times New Roman" w:hAnsi="Times New Roman" w:cs="Times New Roman"/>
+          <w:color w:val="EE0000"/>
         </w:rPr>
         <w:br/>
       </w:r>
       <w:r>
+        <w:rPr>
+          <w:rFonts w:ascii="Times New Roman" w:hAnsi="Times New Roman" w:cs="Times New Roman"/>
+          <w:noProof/>
+        </w:rPr>
         <w:drawing>
-          <wp:inline distT="0" distB="0" distL="0" distR="0" wp14:anchorId="74AA1C8F" wp14:editId="3D16991A">
-            <wp:extent cx="6317673" cy="2350993"/>
-            <wp:effectExtent l="0" t="0" r="6985" b="0"/>
-            <wp:docPr id="1381538405" name="Picture 1" descr="The image depicts a graph with a quadratic demand function for a professional pickleball paddle manufacturer, where the price p is related to the quantity x of paddles produced.&#10;&#10;AI-generated content may be incorrect."/>
+          <wp:inline distT="0" distB="0" distL="0" distR="0" wp14:anchorId="74347122" wp14:editId="298AA966">
+            <wp:extent cx="6109502" cy="2262778"/>
+            <wp:effectExtent l="0" t="0" r="5715" b="4445"/>
+            <wp:docPr id="910577414" name="Picture 1" descr="The image depicts a graph showing a quadratic demand function for pickleball paddles, where the price per unit decreases as the quantity increases.&#10;&#10;AI-generated content may be incorrect."/>
             <wp:cNvGraphicFramePr>
               <a:graphicFrameLocks xmlns:a="http://schemas.openxmlformats.org/drawingml/2006/main" noChangeAspect="1"/>
             </wp:cNvGraphicFramePr>
@@ -1103,7 +1131,7 @@
               <a:graphicData uri="http://schemas.openxmlformats.org/drawingml/2006/picture">
                 <pic:pic xmlns:pic="http://schemas.openxmlformats.org/drawingml/2006/picture">
                   <pic:nvPicPr>
-                    <pic:cNvPr id="1381538405" name="Picture 1" descr="The image depicts a graph with a quadratic demand function for a professional pickleball paddle manufacturer, where the price p is related to the quantity x of paddles produced.&#10;&#10;AI-generated content may be incorrect."/>
+                    <pic:cNvPr id="910577414" name="Picture 1" descr="The image depicts a graph showing a quadratic demand function for pickleball paddles, where the price per unit decreases as the quantity increases.&#10;&#10;AI-generated content may be incorrect."/>
                     <pic:cNvPicPr/>
                   </pic:nvPicPr>
                   <pic:blipFill>
@@ -1115,7 +1143,7 @@
                   <pic:spPr>
                     <a:xfrm>
                       <a:off x="0" y="0"/>
-                      <a:ext cx="6330234" cy="2355667"/>
+                      <a:ext cx="6121934" cy="2267383"/>
                     </a:xfrm>
                     <a:prstGeom prst="rect">
                       <a:avLst/>
@@ -1156,12 +1184,13 @@
       <w:r>
         <w:rPr>
           <w:rFonts w:ascii="Times New Roman" w:hAnsi="Times New Roman" w:cs="Times New Roman"/>
+          <w:noProof/>
         </w:rPr>
         <w:drawing>
-          <wp:inline distT="0" distB="0" distL="0" distR="0" wp14:anchorId="2B12711D" wp14:editId="2EFA327A">
-            <wp:extent cx="5966271" cy="2627921"/>
-            <wp:effectExtent l="0" t="0" r="0" b="1270"/>
-            <wp:docPr id="1888681717" name="Picture 1" descr="A profit function is derived from the revenue and cost functions, and the marginal profit is the derivative of the profit function. To find the profit function, subtract the cost function from the revenue function: P(x) = (40 - 2x)x - (x^2 + 10x + 50). Simplify it to get P(x) = -x^2 - 12x + 40. The marginal profit MP(x) is the derivative of P(x), which is MP(x) = -2x - 12. To interpret MP(4), substitute x with 4: MP(4) = -2(4) - 12 = -8 - 12 = -20. This means that at the production of 4 units, the marginal profit is decreasing, and the company is losing $20 for each additional unit produced. To maximize profit, set the marginal profit equal to zero and solve for x: -2x - 12 = 0, which gives x = -6. However, since negative production is not possible, the company should produce the number of units where the marginal profit is positive.&#10;&#10;AI-generated content may be incorrect."/>
+          <wp:inline distT="0" distB="0" distL="0" distR="0" wp14:anchorId="55ECD4E0" wp14:editId="7A82B17C">
+            <wp:extent cx="5447470" cy="2402940"/>
+            <wp:effectExtent l="0" t="0" r="1270" b="0"/>
+            <wp:docPr id="1074581473" name="Picture 1" descr="The profit function P(x) is calculated by subtracting the total cost C(x) from the total revenue, which is (60-3x)*x. The marginal profit MP(x) is the derivative of P(x) with respect to x. To find the number of units that maximize profit, set the derivative of P(x) to zero and solve for x.&#10;&#10;AI-generated content may be incorrect."/>
             <wp:cNvGraphicFramePr>
               <a:graphicFrameLocks xmlns:a="http://schemas.openxmlformats.org/drawingml/2006/main" noChangeAspect="1"/>
             </wp:cNvGraphicFramePr>
@@ -1169,7 +1198,7 @@
               <a:graphicData uri="http://schemas.openxmlformats.org/drawingml/2006/picture">
                 <pic:pic xmlns:pic="http://schemas.openxmlformats.org/drawingml/2006/picture">
                   <pic:nvPicPr>
-                    <pic:cNvPr id="1888681717" name="Picture 1" descr="A profit function is derived from the revenue and cost functions, and the marginal profit is the derivative of the profit function. To find the profit function, subtract the cost function from the revenue function: P(x) = (40 - 2x)x - (x^2 + 10x + 50). Simplify it to get P(x) = -x^2 - 12x + 40. The marginal profit MP(x) is the derivative of P(x), which is MP(x) = -2x - 12. To interpret MP(4), substitute x with 4: MP(4) = -2(4) - 12 = -8 - 12 = -20. This means that at the production of 4 units, the marginal profit is decreasing, and the company is losing $20 for each additional unit produced. To maximize profit, set the marginal profit equal to zero and solve for x: -2x - 12 = 0, which gives x = -6. However, since negative production is not possible, the company should produce the number of units where the marginal profit is positive.&#10;&#10;AI-generated content may be incorrect."/>
+                    <pic:cNvPr id="1074581473" name="Picture 1" descr="The profit function P(x) is calculated by subtracting the total cost C(x) from the total revenue, which is (60-3x)*x. The marginal profit MP(x) is the derivative of P(x) with respect to x. To find the number of units that maximize profit, set the derivative of P(x) to zero and solve for x.&#10;&#10;AI-generated content may be incorrect."/>
                     <pic:cNvPicPr/>
                   </pic:nvPicPr>
                   <pic:blipFill>
@@ -1181,7 +1210,7 @@
                   <pic:spPr>
                     <a:xfrm>
                       <a:off x="0" y="0"/>
-                      <a:ext cx="5984629" cy="2636007"/>
+                      <a:ext cx="5461749" cy="2409239"/>
                     </a:xfrm>
                     <a:prstGeom prst="rect">
                       <a:avLst/>
@@ -4594,7 +4623,6 @@
   <w:style w:type="character" w:default="1" w:styleId="DefaultParagraphFont">
     <w:name w:val="Default Paragraph Font"/>
     <w:uiPriority w:val="1"/>
-    <w:semiHidden/>
     <w:unhideWhenUsed/>
   </w:style>
   <w:style w:type="table" w:default="1" w:styleId="TableNormal">
